--- a/manu-draft.docx
+++ b/manu-draft.docx
@@ -116,7 +116,7 @@
         <w:pStyle w:val="FirstParagraph"/>
       </w:pPr>
       <w:r>
-        <w:t xml:space="preserve">Mining activities can support local and global economies, yet also impose significant consequences for the natural environment. Phosphate mining in central Florida has been ongoing for decades and many facilities present risks to freshwater and coastal aquatic environments in the state. In 2021, a breach in the liner of a wastewater holding pond at Piney Point, a legacy phosphate processing facility, resulted in the emergency discharge of 215 million gallons of highly acidic and nutrient-laden (nitrogen, phosphorus) wastewater into Tampa Bay. A multi-agency, event-response monitoring program resulted and documented subsequent ecosystem impacts. Declines in water quality were observed, with a notable harmful algal bloom and substantial fish kills occurring three months after the initial wastewater release. Acute spills such as the 2021 event threaten to reverse past successes in seagrass and ecosystem recovery in Tampa Bay. Currently, the site is being closed and efforts to mitigate or prevent future impacts are ongoing. This chapter will present the historical context and management of Piney Point as a precursor to the events of 2021, while providing quantitative examples of the Bay’s response relative to its long-term recovery. The role of the Tampa Bay Estuary Program (TBEP) as a non-regulatory institution that works to build public and private partnerships for environmental management will also be explored, with emphasis on TBEP’s role coordinating monitoring efforts and disseminating communication products throughout the event.</w:t>
+        <w:t xml:space="preserve">Mining activities can support local and global economies, yet also impose significant consequences for the natural environment. Phosphate mining in central Florida has been ongoing for decades and many facilities present risks to freshwater and coastal aquatic environments in the state. In 2021, a breach in the liner of a wastewater holding pond at Piney Point, a legacy phosphate processing facility, resulted in the emergency discharge of 215 million gallons (814 million liters) of highly acidic and nitrogen- and phosphorus-laden wastewater into Tampa Bay. A multi-agency, event-response monitoring program resulted and documented subsequent ecosystem impacts. Declines in water quality were observed, with a notable harmful algal bloom and substantial fish kills occurring three months after the initial wastewater release. Acute spills such as the 2021 event threaten to reverse past successes in seagrass and ecosystem recovery in Tampa Bay. Currently, the site is being closed and efforts to mitigate or prevent future impacts are ongoing. This chapter will present the historical context and management of Piney Point as a precursor to the events of 2021, while providing quantitative examples of the Bay’s response relative to its long-term recovery. The role of the Tampa Bay Estuary Program (TBEP) as a non-regulatory institution that works to build public and private partnerships for environmental management will also be explored, with emphasis on TBEP’s role coordinating monitoring efforts and disseminating communication products throughout the event.</w:t>
       </w:r>
     </w:p>
     <w:p>
@@ -222,7 +222,16 @@
         <w:pStyle w:val="BodyText"/>
       </w:pPr>
       <w:r>
-        <w:t xml:space="preserve">Gradually and over several decades, tighter regulation of pollution – motivated by public concern over the effects of population growth – produced water quality improvements and seagrasses returned. Baywide recovery was also supported by hundreds of habitat- and infrastructure-restoration projects led by numerous entities</w:t>
+        <w:t xml:space="preserve">Gradually and over several decades, tighter regulation of pollution – motivated by public concern over the effects of population growth – produced water quality improvements and seagrasses returned</w:t>
+      </w:r>
+      <w:r>
+        <w:t xml:space="preserve"> </w:t>
+      </w:r>
+      <w:r>
+        <w:t xml:space="preserve">(Lizcano-Sandoval et al., 2023; Sherwood et al., 2017)</w:t>
+      </w:r>
+      <w:r>
+        <w:t xml:space="preserve">. Baywide recovery was also supported by hundreds of habitat- and infrastructure-restoration projects led by numerous entities</w:t>
       </w:r>
       <w:r>
         <w:t xml:space="preserve"> </w:t>
@@ -366,7 +375,7 @@
         <w:pStyle w:val="BodyText"/>
       </w:pPr>
       <w:r>
-        <w:t xml:space="preserve">Reduced resilience of Tampa Bay to respond to management efforts that control nitrogen loads threatens to undermine decades of collaborative progress in restoring seagrasses. Further, addditional stressors, whether from acute events or more chronic issues related to climate change, may push the Bay beyond a tipping point to degraded conditions observed fifty years ago as the capacity to assimilate excess nutrient inputs could be diminished. This vulnerability was highlighted in 2021 when an emergency wastewater discharge from Piney Point provided an unintentional, system-wide experiment for how the Bay’s ecology responded to a significant nutrient load. While the Piney Point facility has been inactive for over twenty years, large amounts of nutrient-rich wastewater remain onsite. This wastewater is a byproduct of historical fertilizer processing and there are limited options for safe disposal or treatment given the chemical characteristics of the water and the large volume that was present on site.</w:t>
+        <w:t xml:space="preserve">Reduced resilience of Tampa Bay to respond to management efforts that control nitrogen loads threatens to undermine decades of collaborative progress in restoring seagrasses. Further, additional stressors, whether from acute events or more chronic issues related to climate change, may push the Bay beyond a tipping point to degraded conditions observed fifty years ago as the capacity to assimilate excess nutrient inputs could be diminished. This vulnerability was highlighted in 2021 when an emergency wastewater discharge from Piney Point provided an unintentional, system-wide experiment for how the Bay’s ecology responded to a significant nutrient load. While the Piney Point facility has been inactive for over twenty years, large amounts of nutrient-rich wastewater remain onsite. This wastewater is a byproduct of historical fertilizer processing and there are limited options for safe disposal or treatment given the chemical characteristics of the water and the large volume that was present on site.</w:t>
       </w:r>
     </w:p>
     <w:p>
@@ -550,7 +559,7 @@
         <w:t xml:space="preserve">(Janicki Environmental, Inc., 2023)</w:t>
       </w:r>
       <w:r>
-        <w:t xml:space="preserve">. As such, the production of fertilizer that creates nutrient-rich wastewater stored in gypstacks and export of fertilizer through port activites can introduce significant external nutrients that affect water quality.</w:t>
+        <w:t xml:space="preserve">. As such, the production of fertilizer that creates nutrient-rich wastewater stored in gypstacks and export of fertilizer through port activities can introduce significant external nutrients that affect water quality.</w:t>
       </w:r>
     </w:p>
     <w:p>
@@ -853,6 +862,27 @@
       </w:r>
       <w:r>
         <w:t xml:space="preserve">(Florida Fish and Wildlife Conservation Commission, 2025)</w:t>
+      </w:r>
+      <w:r>
+        <w:t xml:space="preserve">. Effects of the fish kill were observed baywide with notable declines in the Tampa Bay Nekton Index</w:t>
+      </w:r>
+      <w:r>
+        <w:t xml:space="preserve"> </w:t>
+      </w:r>
+      <w:r>
+        <w:t xml:space="preserve">(Schrandt et al., 2021)</w:t>
+      </w:r>
+      <w:r>
+        <w:t xml:space="preserve"> </w:t>
+      </w:r>
+      <w:r>
+        <w:t xml:space="preserve">that provides a multimetric assessment of the fish community. The declines persisted in the following years</w:t>
+      </w:r>
+      <w:r>
+        <w:t xml:space="preserve"> </w:t>
+      </w:r>
+      <w:r>
+        <w:t xml:space="preserve">(Albritton, 2023)</w:t>
       </w:r>
       <w:r>
         <w:t xml:space="preserve">.</w:t>
@@ -1936,7 +1966,7 @@
       </w:r>
     </w:p>
     <w:bookmarkEnd w:id="64"/>
-    <w:bookmarkStart w:id="128" w:name="references"/>
+    <w:bookmarkStart w:id="133" w:name="references"/>
     <w:p>
       <w:pPr>
         <w:pStyle w:val="Heading2"/>
@@ -1945,13 +1975,65 @@
         <w:t xml:space="preserve">References</w:t>
       </w:r>
     </w:p>
-    <w:bookmarkStart w:id="127" w:name="refs"/>
-    <w:bookmarkStart w:id="66" w:name="ref-ardaman2022"/>
+    <w:bookmarkStart w:id="132" w:name="refs"/>
+    <w:bookmarkStart w:id="66" w:name="ref-albritton2023"/>
     <w:p>
       <w:pPr>
         <w:pStyle w:val="Bibliography"/>
       </w:pPr>
       <w:r>
+        <w:t xml:space="preserve">Albritton, C. (2023). New report shows fish health in</w:t>
+      </w:r>
+      <w:r>
+        <w:t xml:space="preserve"> </w:t>
+      </w:r>
+      <w:r>
+        <w:t xml:space="preserve">T</w:t>
+      </w:r>
+      <w:r>
+        <w:t xml:space="preserve">ampa</w:t>
+      </w:r>
+      <w:r>
+        <w:t xml:space="preserve"> </w:t>
+      </w:r>
+      <w:r>
+        <w:t xml:space="preserve">B</w:t>
+      </w:r>
+      <w:r>
+        <w:t xml:space="preserve">ay area at its worst since 2008.</w:t>
+      </w:r>
+      <w:r>
+        <w:t xml:space="preserve"> </w:t>
+      </w:r>
+      <w:r>
+        <w:rPr>
+          <w:i/>
+          <w:iCs/>
+        </w:rPr>
+        <w:t xml:space="preserve">ABC Action News</w:t>
+      </w:r>
+      <w:r>
+        <w:t xml:space="preserve">.</w:t>
+      </w:r>
+      <w:r>
+        <w:t xml:space="preserve"> </w:t>
+      </w:r>
+      <w:hyperlink r:id="rId65">
+        <w:r>
+          <w:rPr>
+            <w:rStyle w:val="Hyperlink"/>
+          </w:rPr>
+          <w:t xml:space="preserve">https://www.tampabay28.com/news/region-pinellas/new-report-shows-fish-health-in-tampa-bay-area-at-its-worst-since-2008</w:t>
+        </w:r>
+      </w:hyperlink>
+    </w:p>
+    <w:bookmarkEnd w:id="66"/>
+    <w:bookmarkStart w:id="68" w:name="ref-ardaman2022"/>
+    <w:p>
+      <w:pPr>
+        <w:pStyle w:val="Bibliography"/>
+      </w:pPr>
+      <w:r>
         <w:t xml:space="preserve">Ardaman &amp; Associates, Inc. (2022).</w:t>
       </w:r>
       <w:r>
@@ -2197,7 +2279,7 @@
       <w:r>
         <w:t xml:space="preserve"> </w:t>
       </w:r>
-      <w:hyperlink r:id="rId65">
+      <w:hyperlink r:id="rId67">
         <w:r>
           <w:rPr>
             <w:rStyle w:val="Hyperlink"/>
@@ -2206,8 +2288,8 @@
         </w:r>
       </w:hyperlink>
     </w:p>
-    <w:bookmarkEnd w:id="66"/>
-    <w:bookmarkStart w:id="68" w:name="ref-beck2022a"/>
+    <w:bookmarkEnd w:id="68"/>
+    <w:bookmarkStart w:id="70" w:name="ref-beck2022a"/>
     <w:p>
       <w:pPr>
         <w:pStyle w:val="Bibliography"/>
@@ -2244,7 +2326,7 @@
       <w:r>
         <w:t xml:space="preserve"> </w:t>
       </w:r>
-      <w:hyperlink r:id="rId67">
+      <w:hyperlink r:id="rId69">
         <w:r>
           <w:rPr>
             <w:rStyle w:val="Hyperlink"/>
@@ -2253,8 +2335,8 @@
         </w:r>
       </w:hyperlink>
     </w:p>
-    <w:bookmarkEnd w:id="68"/>
-    <w:bookmarkStart w:id="69" w:name="ref-beck2023b"/>
+    <w:bookmarkEnd w:id="70"/>
+    <w:bookmarkStart w:id="71" w:name="ref-beck2023b"/>
     <w:p>
       <w:pPr>
         <w:pStyle w:val="Bibliography"/>
@@ -2325,8 +2407,8 @@
         <w:t xml:space="preserve">(2), 288–300.</w:t>
       </w:r>
     </w:p>
-    <w:bookmarkEnd w:id="69"/>
-    <w:bookmarkStart w:id="71" w:name="ref-beck2024"/>
+    <w:bookmarkEnd w:id="71"/>
+    <w:bookmarkStart w:id="73" w:name="ref-beck2024"/>
     <w:p>
       <w:pPr>
         <w:pStyle w:val="Bibliography"/>
@@ -2381,7 +2463,7 @@
       <w:r>
         <w:t xml:space="preserve"> </w:t>
       </w:r>
-      <w:hyperlink r:id="rId70">
+      <w:hyperlink r:id="rId72">
         <w:r>
           <w:rPr>
             <w:rStyle w:val="Hyperlink"/>
@@ -2390,8 +2472,8 @@
         </w:r>
       </w:hyperlink>
     </w:p>
-    <w:bookmarkEnd w:id="71"/>
-    <w:bookmarkStart w:id="73" w:name="ref-beck2019"/>
+    <w:bookmarkEnd w:id="73"/>
+    <w:bookmarkStart w:id="75" w:name="ref-beck2019"/>
     <w:p>
       <w:pPr>
         <w:pStyle w:val="Bibliography"/>
@@ -2455,7 +2537,7 @@
       <w:r>
         <w:t xml:space="preserve"> </w:t>
       </w:r>
-      <w:hyperlink r:id="rId72">
+      <w:hyperlink r:id="rId74">
         <w:r>
           <w:rPr>
             <w:rStyle w:val="Hyperlink"/>
@@ -2464,8 +2546,8 @@
         </w:r>
       </w:hyperlink>
     </w:p>
-    <w:bookmarkEnd w:id="73"/>
-    <w:bookmarkStart w:id="74" w:name="ref-bennett2024"/>
+    <w:bookmarkEnd w:id="75"/>
+    <w:bookmarkStart w:id="76" w:name="ref-bennett2024"/>
     <w:p>
       <w:pPr>
         <w:pStyle w:val="Bibliography"/>
@@ -2515,8 +2597,8 @@
         <w:t xml:space="preserve">. University Press of Florida.</w:t>
       </w:r>
     </w:p>
-    <w:bookmarkEnd w:id="74"/>
-    <w:bookmarkStart w:id="76" w:name="ref-bilal2023"/>
+    <w:bookmarkEnd w:id="76"/>
+    <w:bookmarkStart w:id="78" w:name="ref-bilal2023"/>
     <w:p>
       <w:pPr>
         <w:pStyle w:val="Bibliography"/>
@@ -2553,7 +2635,7 @@
       <w:r>
         <w:t xml:space="preserve"> </w:t>
       </w:r>
-      <w:hyperlink r:id="rId75">
+      <w:hyperlink r:id="rId77">
         <w:r>
           <w:rPr>
             <w:rStyle w:val="Hyperlink"/>
@@ -2562,8 +2644,8 @@
         </w:r>
       </w:hyperlink>
     </w:p>
-    <w:bookmarkEnd w:id="76"/>
-    <w:bookmarkStart w:id="78" w:name="ref-chappel2025"/>
+    <w:bookmarkEnd w:id="78"/>
+    <w:bookmarkStart w:id="80" w:name="ref-chappel2025"/>
     <w:p>
       <w:pPr>
         <w:pStyle w:val="Bibliography"/>
@@ -2636,7 +2718,7 @@
       <w:r>
         <w:t xml:space="preserve"> </w:t>
       </w:r>
-      <w:hyperlink r:id="rId77">
+      <w:hyperlink r:id="rId79">
         <w:r>
           <w:rPr>
             <w:rStyle w:val="Hyperlink"/>
@@ -2645,8 +2727,8 @@
         </w:r>
       </w:hyperlink>
     </w:p>
-    <w:bookmarkEnd w:id="78"/>
-    <w:bookmarkStart w:id="80" w:name="ref-chen2023"/>
+    <w:bookmarkEnd w:id="80"/>
+    <w:bookmarkStart w:id="82" w:name="ref-chen2023"/>
     <w:p>
       <w:pPr>
         <w:pStyle w:val="Bibliography"/>
@@ -2741,7 +2823,7 @@
       <w:r>
         <w:t xml:space="preserve"> </w:t>
       </w:r>
-      <w:hyperlink r:id="rId79">
+      <w:hyperlink r:id="rId81">
         <w:r>
           <w:rPr>
             <w:rStyle w:val="Hyperlink"/>
@@ -2750,8 +2832,8 @@
         </w:r>
       </w:hyperlink>
     </w:p>
-    <w:bookmarkEnd w:id="80"/>
-    <w:bookmarkStart w:id="81" w:name="ref-dipinto2001"/>
+    <w:bookmarkEnd w:id="82"/>
+    <w:bookmarkStart w:id="83" w:name="ref-dipinto2001"/>
     <w:p>
       <w:pPr>
         <w:pStyle w:val="Bibliography"/>
@@ -2813,8 +2895,8 @@
         <w:t xml:space="preserve">, 1511–1516.</w:t>
       </w:r>
     </w:p>
-    <w:bookmarkEnd w:id="81"/>
-    <w:bookmarkStart w:id="83" w:name="ref-fdep2025"/>
+    <w:bookmarkEnd w:id="83"/>
+    <w:bookmarkStart w:id="85" w:name="ref-fdep2025"/>
     <w:p>
       <w:pPr>
         <w:pStyle w:val="Bibliography"/>
@@ -2838,7 +2920,7 @@
       <w:r>
         <w:t xml:space="preserve"> </w:t>
       </w:r>
-      <w:hyperlink r:id="rId82">
+      <w:hyperlink r:id="rId84">
         <w:r>
           <w:rPr>
             <w:rStyle w:val="Hyperlink"/>
@@ -2847,8 +2929,8 @@
         </w:r>
       </w:hyperlink>
     </w:p>
-    <w:bookmarkEnd w:id="83"/>
-    <w:bookmarkStart w:id="85" w:name="ref-fwc2025"/>
+    <w:bookmarkEnd w:id="85"/>
+    <w:bookmarkStart w:id="87" w:name="ref-fwc2025"/>
     <w:p>
       <w:pPr>
         <w:pStyle w:val="Bibliography"/>
@@ -2872,7 +2954,7 @@
       <w:r>
         <w:t xml:space="preserve"> </w:t>
       </w:r>
-      <w:hyperlink r:id="rId84">
+      <w:hyperlink r:id="rId86">
         <w:r>
           <w:rPr>
             <w:rStyle w:val="Hyperlink"/>
@@ -2881,8 +2963,8 @@
         </w:r>
       </w:hyperlink>
     </w:p>
-    <w:bookmarkEnd w:id="85"/>
-    <w:bookmarkStart w:id="87" w:name="ref-garrett2011"/>
+    <w:bookmarkEnd w:id="87"/>
+    <w:bookmarkStart w:id="89" w:name="ref-garrett2011"/>
     <w:p>
       <w:pPr>
         <w:pStyle w:val="Bibliography"/>
@@ -2919,7 +3001,7 @@
       <w:r>
         <w:t xml:space="preserve"> </w:t>
       </w:r>
-      <w:hyperlink r:id="rId86">
+      <w:hyperlink r:id="rId88">
         <w:r>
           <w:rPr>
             <w:rStyle w:val="Hyperlink"/>
@@ -2928,8 +3010,8 @@
         </w:r>
       </w:hyperlink>
     </w:p>
-    <w:bookmarkEnd w:id="87"/>
-    <w:bookmarkStart w:id="89" w:name="ref-greening2006"/>
+    <w:bookmarkEnd w:id="89"/>
+    <w:bookmarkStart w:id="91" w:name="ref-greening2006"/>
     <w:p>
       <w:pPr>
         <w:pStyle w:val="Bibliography"/>
@@ -3002,7 +3084,7 @@
       <w:r>
         <w:t xml:space="preserve"> </w:t>
       </w:r>
-      <w:hyperlink r:id="rId88">
+      <w:hyperlink r:id="rId90">
         <w:r>
           <w:rPr>
             <w:rStyle w:val="Hyperlink"/>
@@ -3011,8 +3093,8 @@
         </w:r>
       </w:hyperlink>
     </w:p>
-    <w:bookmarkEnd w:id="89"/>
-    <w:bookmarkStart w:id="91" w:name="ref-greening2014"/>
+    <w:bookmarkEnd w:id="91"/>
+    <w:bookmarkStart w:id="93" w:name="ref-greening2014"/>
     <w:p>
       <w:pPr>
         <w:pStyle w:val="Bibliography"/>
@@ -3085,7 +3167,7 @@
       <w:r>
         <w:t xml:space="preserve"> </w:t>
       </w:r>
-      <w:hyperlink r:id="rId90">
+      <w:hyperlink r:id="rId92">
         <w:r>
           <w:rPr>
             <w:rStyle w:val="Hyperlink"/>
@@ -3094,8 +3176,8 @@
         </w:r>
       </w:hyperlink>
     </w:p>
-    <w:bookmarkEnd w:id="91"/>
-    <w:bookmarkStart w:id="93" w:name="ref-gross2017"/>
+    <w:bookmarkEnd w:id="93"/>
+    <w:bookmarkStart w:id="95" w:name="ref-gross2017"/>
     <w:p>
       <w:pPr>
         <w:pStyle w:val="Bibliography"/>
@@ -3132,7 +3214,7 @@
       <w:r>
         <w:t xml:space="preserve"> </w:t>
       </w:r>
-      <w:hyperlink r:id="rId92">
+      <w:hyperlink r:id="rId94">
         <w:r>
           <w:rPr>
             <w:rStyle w:val="Hyperlink"/>
@@ -3141,8 +3223,8 @@
         </w:r>
       </w:hyperlink>
     </w:p>
-    <w:bookmarkEnd w:id="93"/>
-    <w:bookmarkStart w:id="94" w:name="ref-henderson2004"/>
+    <w:bookmarkEnd w:id="95"/>
+    <w:bookmarkStart w:id="96" w:name="ref-henderson2004"/>
     <w:p>
       <w:pPr>
         <w:pStyle w:val="Bibliography"/>
@@ -3206,8 +3288,8 @@
         <w:t xml:space="preserve">.</w:t>
       </w:r>
     </w:p>
-    <w:bookmarkEnd w:id="94"/>
-    <w:bookmarkStart w:id="96" w:name="ref-tbep0696"/>
+    <w:bookmarkEnd w:id="96"/>
+    <w:bookmarkStart w:id="98" w:name="ref-tbep0696"/>
     <w:p>
       <w:pPr>
         <w:pStyle w:val="Bibliography"/>
@@ -3297,7 +3379,7 @@
       <w:r>
         <w:t xml:space="preserve"> </w:t>
       </w:r>
-      <w:hyperlink r:id="rId95">
+      <w:hyperlink r:id="rId97">
         <w:r>
           <w:rPr>
             <w:rStyle w:val="Hyperlink"/>
@@ -3306,8 +3388,8 @@
         </w:r>
       </w:hyperlink>
     </w:p>
-    <w:bookmarkEnd w:id="96"/>
-    <w:bookmarkStart w:id="98" w:name="ref-tbep0400"/>
+    <w:bookmarkEnd w:id="98"/>
+    <w:bookmarkStart w:id="100" w:name="ref-tbep0400"/>
     <w:p>
       <w:pPr>
         <w:pStyle w:val="Bibliography"/>
@@ -3376,7 +3458,7 @@
       <w:r>
         <w:t xml:space="preserve"> </w:t>
       </w:r>
-      <w:hyperlink r:id="rId97">
+      <w:hyperlink r:id="rId99">
         <w:r>
           <w:rPr>
             <w:rStyle w:val="Hyperlink"/>
@@ -3385,8 +3467,8 @@
         </w:r>
       </w:hyperlink>
     </w:p>
-    <w:bookmarkEnd w:id="98"/>
-    <w:bookmarkStart w:id="100" w:name="ref-tbep0623"/>
+    <w:bookmarkEnd w:id="100"/>
+    <w:bookmarkStart w:id="102" w:name="ref-tbep0623"/>
     <w:p>
       <w:pPr>
         <w:pStyle w:val="Bibliography"/>
@@ -3476,7 +3558,7 @@
       <w:r>
         <w:t xml:space="preserve"> </w:t>
       </w:r>
-      <w:hyperlink r:id="rId99">
+      <w:hyperlink r:id="rId101">
         <w:r>
           <w:rPr>
             <w:rStyle w:val="Hyperlink"/>
@@ -3485,8 +3567,8 @@
         </w:r>
       </w:hyperlink>
     </w:p>
-    <w:bookmarkEnd w:id="100"/>
-    <w:bookmarkStart w:id="101" w:name="ref-johansson1991"/>
+    <w:bookmarkEnd w:id="102"/>
+    <w:bookmarkStart w:id="103" w:name="ref-johansson1991"/>
     <w:p>
       <w:pPr>
         <w:pStyle w:val="Bibliography"/>
@@ -3664,8 +3746,8 @@
         <w:t xml:space="preserve">(pp. 157–176). Tampa Bay Regional Planning Council.</w:t>
       </w:r>
     </w:p>
-    <w:bookmarkEnd w:id="101"/>
-    <w:bookmarkStart w:id="102" w:name="ref-johansson1999"/>
+    <w:bookmarkEnd w:id="103"/>
+    <w:bookmarkStart w:id="104" w:name="ref-johansson1999"/>
     <w:p>
       <w:pPr>
         <w:pStyle w:val="Bibliography"/>
@@ -3792,8 +3874,8 @@
         <w:t xml:space="preserve">(pp. 297–312). CRC Press.</w:t>
       </w:r>
     </w:p>
-    <w:bookmarkEnd w:id="102"/>
-    <w:bookmarkStart w:id="104" w:name="ref-liu2024"/>
+    <w:bookmarkEnd w:id="104"/>
+    <w:bookmarkStart w:id="106" w:name="ref-liu2024"/>
     <w:p>
       <w:pPr>
         <w:pStyle w:val="Bibliography"/>
@@ -3866,7 +3948,7 @@
       <w:r>
         <w:t xml:space="preserve"> </w:t>
       </w:r>
-      <w:hyperlink r:id="rId103">
+      <w:hyperlink r:id="rId105">
         <w:r>
           <w:rPr>
             <w:rStyle w:val="Hyperlink"/>
@@ -3875,13 +3957,67 @@
         </w:r>
       </w:hyperlink>
     </w:p>
-    <w:bookmarkEnd w:id="104"/>
-    <w:bookmarkStart w:id="106" w:name="ref-morrison2023"/>
+    <w:bookmarkEnd w:id="106"/>
+    <w:bookmarkStart w:id="107" w:name="ref-lizcano2023"/>
     <w:p>
       <w:pPr>
         <w:pStyle w:val="Bibliography"/>
       </w:pPr>
       <w:r>
+        <w:t xml:space="preserve">Lizcano-Sandoval, L., Otis, D., Montes, E., &amp; Muller-Karger, F. (2023). Seagrass areal cover in</w:t>
+      </w:r>
+      <w:r>
+        <w:t xml:space="preserve"> </w:t>
+      </w:r>
+      <w:r>
+        <w:t xml:space="preserve">T</w:t>
+      </w:r>
+      <w:r>
+        <w:t xml:space="preserve">ampa</w:t>
+      </w:r>
+      <w:r>
+        <w:t xml:space="preserve"> </w:t>
+      </w:r>
+      <w:r>
+        <w:t xml:space="preserve">B</w:t>
+      </w:r>
+      <w:r>
+        <w:t xml:space="preserve">ay over the last 30 years (1990–2021) observed by satellites.</w:t>
+      </w:r>
+      <w:r>
+        <w:t xml:space="preserve"> </w:t>
+      </w:r>
+      <w:r>
+        <w:rPr>
+          <w:i/>
+          <w:iCs/>
+        </w:rPr>
+        <w:t xml:space="preserve">Florida Scientist</w:t>
+      </w:r>
+      <w:r>
+        <w:t xml:space="preserve">,</w:t>
+      </w:r>
+      <w:r>
+        <w:t xml:space="preserve"> </w:t>
+      </w:r>
+      <w:r>
+        <w:rPr>
+          <w:i/>
+          <w:iCs/>
+        </w:rPr>
+        <w:t xml:space="preserve">86</w:t>
+      </w:r>
+      <w:r>
+        <w:t xml:space="preserve">(2), 331–338.</w:t>
+      </w:r>
+    </w:p>
+    <w:bookmarkEnd w:id="107"/>
+    <w:bookmarkStart w:id="109" w:name="ref-morrison2023"/>
+    <w:p>
+      <w:pPr>
+        <w:pStyle w:val="Bibliography"/>
+      </w:pPr>
+      <w:r>
         <w:t xml:space="preserve">Morrison, E. S., Phlips, E., Badylak, S., Chappel, A. R., Altieri, A. H., Osborne, T. Z., Tomasko, D., Beck, M. W., &amp; Sherwood, E. (2023). The response of</w:t>
       </w:r>
       <w:r>
@@ -3931,7 +4067,7 @@
       <w:r>
         <w:t xml:space="preserve"> </w:t>
       </w:r>
-      <w:hyperlink r:id="rId105">
+      <w:hyperlink r:id="rId108">
         <w:r>
           <w:rPr>
             <w:rStyle w:val="Hyperlink"/>
@@ -3940,8 +4076,8 @@
         </w:r>
       </w:hyperlink>
     </w:p>
-    <w:bookmarkEnd w:id="106"/>
-    <w:bookmarkStart w:id="108" w:name="ref-nelson2021"/>
+    <w:bookmarkEnd w:id="109"/>
+    <w:bookmarkStart w:id="111" w:name="ref-nelson2021"/>
     <w:p>
       <w:pPr>
         <w:pStyle w:val="Bibliography"/>
@@ -3978,7 +4114,7 @@
       <w:r>
         <w:t xml:space="preserve"> </w:t>
       </w:r>
-      <w:hyperlink r:id="rId107">
+      <w:hyperlink r:id="rId110">
         <w:r>
           <w:rPr>
             <w:rStyle w:val="Hyperlink"/>
@@ -3987,8 +4123,8 @@
         </w:r>
       </w:hyperlink>
     </w:p>
-    <w:bookmarkEnd w:id="108"/>
-    <w:bookmarkStart w:id="110" w:name="ref-oliver2018"/>
+    <w:bookmarkEnd w:id="111"/>
+    <w:bookmarkStart w:id="113" w:name="ref-oliver2018"/>
     <w:p>
       <w:pPr>
         <w:pStyle w:val="Bibliography"/>
@@ -4025,7 +4161,7 @@
       <w:r>
         <w:t xml:space="preserve"> </w:t>
       </w:r>
-      <w:hyperlink r:id="rId109">
+      <w:hyperlink r:id="rId112">
         <w:r>
           <w:rPr>
             <w:rStyle w:val="Hyperlink"/>
@@ -4034,13 +4170,60 @@
         </w:r>
       </w:hyperlink>
     </w:p>
-    <w:bookmarkEnd w:id="110"/>
-    <w:bookmarkStart w:id="111" w:name="ref-scolaro2023"/>
+    <w:bookmarkEnd w:id="113"/>
+    <w:bookmarkStart w:id="115" w:name="ref-schrandt2021"/>
     <w:p>
       <w:pPr>
         <w:pStyle w:val="Bibliography"/>
       </w:pPr>
       <w:r>
+        <w:t xml:space="preserve">Schrandt, M. N., MacDonald, T. C., Sherwood, E. T., &amp; Beck, M. W. (2021). A multimetric nekton index for monitoring, managing and communicating ecosystem health status in an urbanized Gulf of Mexico estuary.</w:t>
+      </w:r>
+      <w:r>
+        <w:t xml:space="preserve"> </w:t>
+      </w:r>
+      <w:r>
+        <w:rPr>
+          <w:i/>
+          <w:iCs/>
+        </w:rPr>
+        <w:t xml:space="preserve">Ecological Indicators</w:t>
+      </w:r>
+      <w:r>
+        <w:t xml:space="preserve">,</w:t>
+      </w:r>
+      <w:r>
+        <w:t xml:space="preserve"> </w:t>
+      </w:r>
+      <w:r>
+        <w:rPr>
+          <w:i/>
+          <w:iCs/>
+        </w:rPr>
+        <w:t xml:space="preserve">123</w:t>
+      </w:r>
+      <w:r>
+        <w:t xml:space="preserve">, 107310.</w:t>
+      </w:r>
+      <w:r>
+        <w:t xml:space="preserve"> </w:t>
+      </w:r>
+      <w:hyperlink r:id="rId114">
+        <w:r>
+          <w:rPr>
+            <w:rStyle w:val="Hyperlink"/>
+          </w:rPr>
+          <w:t xml:space="preserve">https://doi.org/10.1016/j.ecolind.2020.107310</w:t>
+        </w:r>
+      </w:hyperlink>
+    </w:p>
+    <w:bookmarkEnd w:id="115"/>
+    <w:bookmarkStart w:id="116" w:name="ref-scolaro2023"/>
+    <w:p>
+      <w:pPr>
+        <w:pStyle w:val="Bibliography"/>
+      </w:pPr>
+      <w:r>
         <w:t xml:space="preserve">Scolaro, S., Beck, M. W., Burke, M. C., Raulerson, G. E., &amp; Sherwood, E. T. (2023). Piney</w:t>
       </w:r>
       <w:r>
@@ -4079,8 +4262,8 @@
         <w:t xml:space="preserve">, 2.</w:t>
       </w:r>
     </w:p>
-    <w:bookmarkEnd w:id="111"/>
-    <w:bookmarkStart w:id="113" w:name="ref-sherwood2013"/>
+    <w:bookmarkEnd w:id="116"/>
+    <w:bookmarkStart w:id="118" w:name="ref-sherwood2013"/>
     <w:p>
       <w:pPr>
         <w:pStyle w:val="Bibliography"/>
@@ -4135,7 +4318,7 @@
       <w:r>
         <w:t xml:space="preserve"> </w:t>
       </w:r>
-      <w:hyperlink r:id="rId112">
+      <w:hyperlink r:id="rId117">
         <w:r>
           <w:rPr>
             <w:rStyle w:val="Hyperlink"/>
@@ -4144,8 +4327,8 @@
         </w:r>
       </w:hyperlink>
     </w:p>
-    <w:bookmarkEnd w:id="113"/>
-    <w:bookmarkStart w:id="115" w:name="ref-sherwood2016"/>
+    <w:bookmarkEnd w:id="118"/>
+    <w:bookmarkStart w:id="120" w:name="ref-sherwood2016"/>
     <w:p>
       <w:pPr>
         <w:pStyle w:val="Bibliography"/>
@@ -4182,7 +4365,7 @@
       <w:r>
         <w:t xml:space="preserve"> </w:t>
       </w:r>
-      <w:hyperlink r:id="rId114">
+      <w:hyperlink r:id="rId119">
         <w:r>
           <w:rPr>
             <w:rStyle w:val="Hyperlink"/>
@@ -4191,8 +4374,8 @@
         </w:r>
       </w:hyperlink>
     </w:p>
-    <w:bookmarkEnd w:id="115"/>
-    <w:bookmarkStart w:id="117" w:name="ref-sherwood2017"/>
+    <w:bookmarkEnd w:id="120"/>
+    <w:bookmarkStart w:id="122" w:name="ref-sherwood2017"/>
     <w:p>
       <w:pPr>
         <w:pStyle w:val="Bibliography"/>
@@ -4259,7 +4442,7 @@
       <w:r>
         <w:t xml:space="preserve"> </w:t>
       </w:r>
-      <w:hyperlink r:id="rId116">
+      <w:hyperlink r:id="rId121">
         <w:r>
           <w:rPr>
             <w:rStyle w:val="Hyperlink"/>
@@ -4268,8 +4451,8 @@
         </w:r>
       </w:hyperlink>
     </w:p>
-    <w:bookmarkEnd w:id="117"/>
-    <w:bookmarkStart w:id="119" w:name="ref-tbep0525"/>
+    <w:bookmarkEnd w:id="122"/>
+    <w:bookmarkStart w:id="124" w:name="ref-tbep0525"/>
     <w:p>
       <w:pPr>
         <w:pStyle w:val="Bibliography"/>
@@ -4345,7 +4528,7 @@
       <w:r>
         <w:t xml:space="preserve"> </w:t>
       </w:r>
-      <w:hyperlink r:id="rId118">
+      <w:hyperlink r:id="rId123">
         <w:r>
           <w:rPr>
             <w:rStyle w:val="Hyperlink"/>
@@ -4354,8 +4537,8 @@
         </w:r>
       </w:hyperlink>
     </w:p>
-    <w:bookmarkEnd w:id="119"/>
-    <w:bookmarkStart w:id="120" w:name="ref-switzer2011"/>
+    <w:bookmarkEnd w:id="124"/>
+    <w:bookmarkStart w:id="125" w:name="ref-switzer2011"/>
     <w:p>
       <w:pPr>
         <w:pStyle w:val="Bibliography"/>
@@ -4380,8 +4563,8 @@
         <w:t xml:space="preserve">(p. 24). Florida Fish; Wildlife Conservation Commission, Fish; Wildlife Research Institute.</w:t>
       </w:r>
     </w:p>
-    <w:bookmarkEnd w:id="120"/>
-    <w:bookmarkStart w:id="122" w:name="ref-tbep2022"/>
+    <w:bookmarkEnd w:id="125"/>
+    <w:bookmarkStart w:id="127" w:name="ref-tbep2022"/>
     <w:p>
       <w:pPr>
         <w:pStyle w:val="Bibliography"/>
@@ -4405,7 +4588,7 @@
       <w:r>
         <w:t xml:space="preserve"> </w:t>
       </w:r>
-      <w:hyperlink r:id="rId121">
+      <w:hyperlink r:id="rId126">
         <w:r>
           <w:rPr>
             <w:rStyle w:val="Hyperlink"/>
@@ -4414,8 +4597,8 @@
         </w:r>
       </w:hyperlink>
     </w:p>
-    <w:bookmarkEnd w:id="122"/>
-    <w:bookmarkStart w:id="124" w:name="ref-usdc2024"/>
+    <w:bookmarkEnd w:id="127"/>
+    <w:bookmarkStart w:id="129" w:name="ref-usdc2024"/>
     <w:p>
       <w:pPr>
         <w:pStyle w:val="Bibliography"/>
@@ -4439,7 +4622,7 @@
       <w:r>
         <w:t xml:space="preserve"> </w:t>
       </w:r>
-      <w:hyperlink r:id="rId123">
+      <w:hyperlink r:id="rId128">
         <w:r>
           <w:rPr>
             <w:rStyle w:val="Hyperlink"/>
@@ -4448,8 +4631,8 @@
         </w:r>
       </w:hyperlink>
     </w:p>
-    <w:bookmarkEnd w:id="124"/>
-    <w:bookmarkStart w:id="126" w:name="ref-usepa2025"/>
+    <w:bookmarkEnd w:id="129"/>
+    <w:bookmarkStart w:id="131" w:name="ref-usepa2025"/>
     <w:p>
       <w:pPr>
         <w:pStyle w:val="Bibliography"/>
@@ -4473,7 +4656,7 @@
       <w:r>
         <w:t xml:space="preserve"> </w:t>
       </w:r>
-      <w:hyperlink r:id="rId125">
+      <w:hyperlink r:id="rId130">
         <w:r>
           <w:rPr>
             <w:rStyle w:val="Hyperlink"/>
@@ -4482,9 +4665,9 @@
         </w:r>
       </w:hyperlink>
     </w:p>
-    <w:bookmarkEnd w:id="126"/>
-    <w:bookmarkEnd w:id="127"/>
-    <w:bookmarkEnd w:id="128"/>
+    <w:bookmarkEnd w:id="131"/>
+    <w:bookmarkEnd w:id="132"/>
+    <w:bookmarkEnd w:id="133"/>
     <w:sectPr>
       <w:footerReference r:id="rId9" w:type="default"/>
       <w:pgSz w:h="15840" w:w="12240"/>

--- a/manu-draft.docx
+++ b/manu-draft.docx
@@ -116,7 +116,7 @@
         <w:pStyle w:val="FirstParagraph"/>
       </w:pPr>
       <w:r>
-        <w:t xml:space="preserve">Mining activities can support local and global economies, yet also impose significant consequences for the natural environment. Phosphate mining in central Florida has been ongoing for decades and many facilities present risks to freshwater and coastal aquatic environments in the state. In 2021, a breach in the liner of a wastewater holding pond at Piney Point, a legacy phosphate processing facility, resulted in the emergency discharge of 215 million gallons (814 million liters) of highly acidic and nitrogen- and phosphorus-laden wastewater into Tampa Bay. A multi-agency, event-response monitoring program resulted and documented subsequent ecosystem impacts. Declines in water quality were observed, with a notable harmful algal bloom and substantial fish kills occurring three months after the initial wastewater release. Acute spills such as the 2021 event threaten to reverse past successes in seagrass and ecosystem recovery in Tampa Bay. Currently, the site is being closed and efforts to mitigate or prevent future impacts are ongoing. This chapter will present the historical context and management of Piney Point as a precursor to the events of 2021, while providing quantitative examples of the Bay’s response relative to its long-term recovery. The role of the Tampa Bay Estuary Program (TBEP) as a non-regulatory institution that works to build public and private partnerships for environmental management will also be explored, with emphasis on TBEP’s role coordinating monitoring efforts and disseminating communication products throughout the event.</w:t>
+        <w:t xml:space="preserve">Mining activities can support local and global economies, yet also impose significant consequences for the natural environment. Phosphate mining in central Florida has been ongoing for decades and many facilities present risks to freshwater and coastal aquatic environments in the state. In 2021, a breach in the liner of a wastewater holding pond at Piney Point, a legacy phosphate processing facility, resulted in the emergency discharge of 215 million gallons (814 million liters) of highly acidic and nitrogen- and phosphorus-laden wastewater into Tampa Bay. A multi-agency, event-response monitoring program resulted and documented subsequent ecosystem impacts. Declines in water quality were observed, with a notable harmful algal bloom and substantial fish kills occurring three months after the initial wastewater release. Acute spills such as the 2021 event threaten to reverse past successes in seagrass and ecosystem recovery in Tampa Bay. Currently, the site is being closed and efforts to mitigate or prevent future impacts are ongoing. This chapter will present the historical context and management of Piney Point as a precursor to the events of 2021, while providing quantitative examples of the bay’s response relative to its long-term recovery. The role of the Tampa Bay Estuary Program (TBEP) as a non-regulatory institution that works to build public and private partnerships for environmental management will also be explored, with emphasis on TBEP’s role coordinating monitoring efforts and disseminating communication products throughout the event.</w:t>
       </w:r>
     </w:p>
     <w:p>
@@ -139,7 +139,7 @@
         <w:pStyle w:val="FirstParagraph"/>
       </w:pPr>
       <w:r>
-        <w:t xml:space="preserve">The contemporary history of Tampa Bay, Florida serves as an exemplary model for how collaborative efforts among public and private entities can lead to long-term environmental improvements. In February 1974, a news segment airing on the television program Sixty Minutes drew national attention to the effects of population growth and unchecked development in the Tampa Bay region. The Bay’s natural resources, including commercially and ecologically important fisheries that rely on healthy estuarine habitats such as seagrass meadows, exhibited stress from the pressures of a growing human population within the watershed. The discharge of minimally treated wastewater into Tampa Bay was a key factor contributing to ecosystem decline. Nutrient discharges, particularly nitrogen, triggered algal blooms that reduced light penetration in the water column, resulting in loss of seagrasses (</w:t>
+        <w:t xml:space="preserve">The contemporary history of Tampa Bay, Florida serves as an exemplary model for how collaborative efforts among public and private entities can lead to long-term environmental improvements. In February 1974, a news segment airing on the television program Sixty Minutes drew national attention to the effects of population growth and unchecked development in the Tampa Bay region. The bay’s natural resources, including commercially and ecologically important fisheries that rely on healthy estuarine habitats such as seagrass meadows, exhibited stress from the pressures of a growing human population within the watershed. The discharge of minimally treated wastewater into Tampa Bay was a key factor contributing to ecosystem decline. Nutrient discharges, particularly nitrogen, triggered algal blooms that reduced light penetration in the water column, resulting in loss of seagrasses (</w:t>
       </w:r>
       <w:hyperlink w:anchor="fig-seagrassnutrients">
         <w:r>
@@ -205,7 +205,7 @@
         <w:pStyle w:val="BodyText"/>
       </w:pPr>
       <w:r>
-        <w:t xml:space="preserve">Initial recovery efforts in Tampa Bay focused on minimizing discharges of poorly treated sewage and industrial wastewater directly to the Bay. As a result, legislation was enacted requiring all wastewater treatment plants to implement advanced nutrient removal technologies prior to discharge to the environment, or to beneficially reuse any effluent that did not meet advanced standards, e.g., for irrigation</w:t>
+        <w:t xml:space="preserve">Initial recovery efforts in Tampa Bay focused on minimizing discharges of poorly treated sewage and industrial wastewater directly to the bay. As a result, legislation was enacted requiring all wastewater treatment plants to implement advanced nutrient removal technologies prior to discharge to the environment, or to beneficially reuse any effluent that did not meet advanced standards, e.g., for irrigation</w:t>
       </w:r>
       <w:r>
         <w:t xml:space="preserve"> </w:t>
@@ -257,7 +257,7 @@
         <w:pStyle w:val="BodyText"/>
       </w:pPr>
       <w:r>
-        <w:t xml:space="preserve">The Tampa Bay Estuary Program (TBEP), in particular, has been a key facilitator since 1991 that has worked to build partnerships to restore and protect the Bay’s resources. The mission of TBEP is implemented through a scientifically sound, community-based management plan that outlines distinct actions to protect water and sediment quality, fish and wildlife, and the community.</w:t>
+        <w:t xml:space="preserve">The Tampa Bay Estuary Program (TBEP), in particular, has been a key facilitator since 1991 that has worked to build partnerships to restore and protect the bay’s resources. The mission of TBEP is implemented through a scientifically sound, community-based management plan that outlines distinct actions to protect water and sediment quality, fish and wildlife, and the community.</w:t>
       </w:r>
       <w:r>
         <w:rPr>
@@ -286,7 +286,7 @@
         <w:t xml:space="preserve">(Janicki et al., 2000; Johansson &amp; Greening, 1999)</w:t>
       </w:r>
       <w:r>
-        <w:t xml:space="preserve">. Since the mid-1990s, the TBNMC has focused on reducing nitrogen loading, a key water quality pollutant, through the participation of permitted wastewater and stormwater sources from both public and private sectors. The TBNMC has quantified and allocated sources of nitrogen among entities that directly or indirectly discharge to the Bay, with total allocations not to exceed the capacity of the Bay to assimilate these nutrients</w:t>
+        <w:t xml:space="preserve">. Since the mid-1990s, the TBNMC has focused on reducing nitrogen loading, a key water quality pollutant, through the participation of permitted wastewater and stormwater sources from both public and private sectors. The TBNMC has quantified and allocated sources of nitrogen among entities that directly or indirectly discharge to the bay, with total allocations not to exceed the capacity of the bay to assimilate these nutrients</w:t>
       </w:r>
       <w:r>
         <w:t xml:space="preserve"> </w:t>
@@ -375,15 +375,7 @@
         <w:pStyle w:val="BodyText"/>
       </w:pPr>
       <w:r>
-        <w:t xml:space="preserve">Reduced resilience of Tampa Bay to respond to management efforts that control nitrogen loads threatens to undermine decades of collaborative progress in restoring seagrasses. Further, additional stressors, whether from acute events or more chronic issues related to climate change, may push the Bay beyond a tipping point to degraded conditions observed fifty years ago as the capacity to assimilate excess nutrient inputs could be diminished. This vulnerability was highlighted in 2021 when an emergency wastewater discharge from Piney Point provided an unintentional, system-wide experiment for how the Bay’s ecology responded to a significant nutrient load. While the Piney Point facility has been inactive for over twenty years, large amounts of nutrient-rich wastewater remain onsite. This wastewater is a byproduct of historical fertilizer processing and there are limited options for safe disposal or treatment given the chemical characteristics of the water and the large volume that was present on site.</w:t>
-      </w:r>
-    </w:p>
-    <w:p>
-      <w:pPr>
-        <w:pStyle w:val="BodyText"/>
-      </w:pPr>
-      <w:r>
-        <w:t xml:space="preserve">In April 2021, a tear in the plastic liner of the southeastern holding stack (NGS-S) at Piney Point (</w:t>
+        <w:t xml:space="preserve">Reduced resilience of Tampa Bay to respond to management efforts that control nitrogen loads threatens to undermine decades of collaborative progress in restoring seagrasses. Further, additional stressors, whether from acute events or more chronic issues related to climate change, may push the bay beyond a tipping point to degraded conditions observed fifty years ago as the capacity to assimilate excess nutrient inputs could be diminished. This vulnerability was highlighted in 2021 when an emergency wastewater discharge from Piney Point provided an unintentional, system-wide experiment for how the bay’s ecology responded to a significant nutrient load. While the Piney Point facility has been inactive for over twenty years, large amounts of nutrient-rich wastewater remain onsite. In April 2021, a tear in the plastic liner of the southeastern holding stack (NGS-S) at Piney Point (</w:t>
       </w:r>
       <w:hyperlink w:anchor="fig-photos">
         <w:r>
@@ -394,7 +386,7 @@
         </w:r>
       </w:hyperlink>
       <w:r>
-        <w:t xml:space="preserve">) was detected, and the release of more than 215 million gallons of nutrient-rich wastewater into Tampa Bay was authorized by FDEP to prevent catastrophic failure of the containment walls</w:t>
+        <w:t xml:space="preserve">) was detected, and the release of more than 215 million gallons of wastewater into Tampa Bay was authorized by FDEP to prevent catastrophic failure of the containment walls</w:t>
       </w:r>
       <w:r>
         <w:t xml:space="preserve"> </w:t>
@@ -403,7 +395,7 @@
         <w:t xml:space="preserve">(Beck et al., 2022; Morrison et al., 2023; Nelson et al., 2021)</w:t>
       </w:r>
       <w:r>
-        <w:t xml:space="preserve">. More than 205 tons of nitrogen entered lower Tampa Bay over a ten-day period, exceeding the amount that is typically introduced annually from all other sources. The decision to discharge millions of gallons of wastewater into Tampa Bay from Piney Point was needed to safeguard property and human life near Piney Point, despite the anticipated environmental consequences.</w:t>
+        <w:t xml:space="preserve">. The TBEP, in collaboration with multiple local, regional, and state entities, coordinated a response-based monitoring effort to document the effects of this release on the bay’s resources.</w:t>
       </w:r>
     </w:p>
     <w:p>
@@ -411,40 +403,7 @@
         <w:pStyle w:val="BodyText"/>
       </w:pPr>
       <w:r>
-        <w:t xml:space="preserve">The TBEP, in collaboration with multiple local, regional, and state entities, coordinated a response-based monitoring effort to document the effects of this release on the Bay’s resources. Several dramatic effects were observed over the months following the initial release, the most notable being a massive bloom of the red-tide organism</w:t>
-      </w:r>
-      <w:r>
-        <w:t xml:space="preserve"> </w:t>
-      </w:r>
-      <w:r>
-        <w:rPr>
-          <w:i/>
-          <w:iCs/>
-        </w:rPr>
-        <w:t xml:space="preserve">Karenia brevis</w:t>
-      </w:r>
-      <w:r>
-        <w:t xml:space="preserve"> </w:t>
-      </w:r>
-      <w:r>
-        <w:t xml:space="preserve">that likely capitalized on recycled algal biomass and remnant nutrient-rich wastewater from Piney Point that continued to circulate in the Bay following the emergency release</w:t>
-      </w:r>
-      <w:r>
-        <w:t xml:space="preserve"> </w:t>
-      </w:r>
-      <w:r>
-        <w:t xml:space="preserve">(Chen et al., 2023)</w:t>
-      </w:r>
-      <w:r>
-        <w:t xml:space="preserve">. Red tide blooms produce a potent neurotoxin that is fatal for wildlife exposed for sustained periods. As a result, more than 1800 tons of dead fish were recovered from Tampa Bay in July 2021.</w:t>
-      </w:r>
-    </w:p>
-    <w:p>
-      <w:pPr>
-        <w:pStyle w:val="BodyText"/>
-      </w:pPr>
-      <w:r>
-        <w:t xml:space="preserve">This chapter will provide an overview of the history of the Piney Point facility and the effects on the Bay during and after the wastewater release, including incidents that occurred before 2021. This information is presented in the context of the long-term recovery of Tampa Bay, the effects on seagrass resources, and how the history of local partnerships were important for the response-based effort. The reader should gain an understanding of how past events, both historically and leading up to 2021, influenced the decision to release wastewater to Tampa Bay and what actions can be taken in the future to prevent similar events from occurring. The role of TBEP as a facilitator for Bay management will be emphasized, and the reader should reflect on how past activities of the Program were important for responding to the Piney Point event and dealing with future challenges for managing Bay resources based on the details presented herein.</w:t>
+        <w:t xml:space="preserve">This chapter will provide an overview of the history of the Piney Point facility and the effects on the bay during and after the wastewater release, including incidents that occurred before 2021. This information is presented in the context of the long-term recovery of Tampa Bay, the effects on seagrass resources, and how the history of local partnerships were important for the response-based effort. The reader should gain an understanding of how past events, both historically and leading up to 2021, influenced the decision to release wastewater to Tampa Bay and what actions can be taken in the future to prevent similar events from occurring. The role of TBEP as a facilitator for bay management will be emphasized, and the reader should reflect on how past activities of the Program were important for responding to the Piney Point event and dealing with future challenges for managing bay resources based on the details presented herein.</w:t>
       </w:r>
     </w:p>
     <w:bookmarkEnd w:id="23"/>
@@ -550,7 +509,7 @@
         <w:t xml:space="preserve"> </w:t>
       </w:r>
       <w:r>
-        <w:t xml:space="preserve">directly to the Bay from these activities, nutrient loads from fertilizer transport at ports are still estimated as a non-negligible portion of the overall nutrient budget for Tampa Bay</w:t>
+        <w:t xml:space="preserve">directly to the bay from these activities, nutrient loads from fertilizer transport at ports are still estimated as a non-negligible portion of the overall nutrient budget for Tampa Bay</w:t>
       </w:r>
       <w:r>
         <w:t xml:space="preserve"> </w:t>
@@ -749,7 +708,7 @@
         <w:t xml:space="preserve">(Beck et al., 2022)</w:t>
       </w:r>
       <w:r>
-        <w:t xml:space="preserve">. A year’s worth of external nitrogen inputs entered lower Tampa Bay during this ten-day period. Anticipating environmental impacts, the TBEP coordinated a multi-agency, event-response monitoring program to document the effects of the release on the Bay’s natural resources. Public, private, and academic partners collected thousands of water quality samples, measured seagrass and macroalgae coverage, documented changes in sediment quality and the organisms that live on the Bay bottom, and assessed algal community changes. Monitoring efforts were guided by a hydrodynamic flow simulation model developed by the College of Marine Science at the University of South Florida</w:t>
+        <w:t xml:space="preserve">. More than 205 tons of nitrogen entered lower Tampa Bay over a ten-day period, exceeding the amount that is typically introduced annually from all other sources. Anticipating environmental impacts, the TBEP coordinated a multi-agency, event-response monitoring program to document the effects of the release on the bay’s natural resources. Public, private, and academic partners collected thousands of water quality samples, measured seagrass and macroalgae coverage, documented changes in sediment quality and the organisms that live on the bay bottom, and assessed algal community changes. Monitoring efforts were guided by a hydrodynamic flow simulation model developed by the College of Marine Science at the University of South Florida</w:t>
       </w:r>
       <w:r>
         <w:t xml:space="preserve"> </w:t>
@@ -775,7 +734,7 @@
         <w:pStyle w:val="BodyText"/>
       </w:pPr>
       <w:r>
-        <w:t xml:space="preserve">Intensive monitoring of Bay resources continued for six months following the initial release. Throughout this period, several impacts were observed</w:t>
+        <w:t xml:space="preserve">Intensive monitoring of bay resources continued for six months following the initial release. Throughout this period, several impacts were observed</w:t>
       </w:r>
       <w:r>
         <w:t xml:space="preserve"> </w:t>
@@ -833,7 +792,7 @@
         <w:t xml:space="preserve"> </w:t>
       </w:r>
       <w:r>
-        <w:t xml:space="preserve">increased dramatically in the Bay. Red tide was first observed outside of Tampa Bay on April 20th, first measured at concentrations considered to be a bloom in the Bay proper on May 23rd, increased to high bloom concentrations (&gt; 1 million cells / L) by late June, and peaked on July 4th at greater than 10 million cells / L in the middle of Tampa Bay (</w:t>
+        <w:t xml:space="preserve">increased dramatically in the bay. Red tide was first observed outside of Tampa Bay on April 20th, first measured at concentrations considered to be a bloom in the bay proper on May 23rd, increased to high bloom concentrations (&gt; 1 million cells / L) by late June, and peaked on July 4th at greater than 10 million cells / L in the middle of Tampa Bay (</w:t>
       </w:r>
       <w:hyperlink w:anchor="fig-wqchange">
         <w:r>
@@ -844,7 +803,16 @@
         </w:r>
       </w:hyperlink>
       <w:r>
-        <w:t xml:space="preserve">). Red tide occurences are typically limited in Tampa Bay as freshwater inputs from major rivers lower salinity below the optimal tolerance range for this organism. However, low rainfall during the first half of 2021 contributed to higher-than-normal salinity in the Bay, producing favorable conditions for red tide along with the increased availability of nutrients from the Piney Point discharge. As a result, brevetoxins produced by the red tide caused a massive fish kill throughout the Bay. Notable increases in public reports to a state fish kill hotline during July resulted (</w:t>
+        <w:t xml:space="preserve">). Red tide occurrences are typically limited in Tampa Bay as freshwater inputs from major rivers lower salinity below the optimal tolerance range for this organism. However, low rainfall during the first half of 2021 contributed to higher-than-normal salinity in the bay, producing favorable conditions for red tide along with the increased availability of nutrients from the Piney Point discharge</w:t>
+      </w:r>
+      <w:r>
+        <w:t xml:space="preserve"> </w:t>
+      </w:r>
+      <w:r>
+        <w:t xml:space="preserve">(Chen et al., 2023)</w:t>
+      </w:r>
+      <w:r>
+        <w:t xml:space="preserve">. Red tide blooms produce a potent neurotoxin that is fatal for wildlife exposed for sustained periods. As a result, the red tide caused a massive fish kill throughout the bay. Notable increases in public reports to a state fish kill hotline during July resulted (</w:t>
       </w:r>
       <w:hyperlink w:anchor="fig-fishkill">
         <w:r>
@@ -893,7 +861,7 @@
         <w:pStyle w:val="BodyText"/>
       </w:pPr>
       <w:r>
-        <w:t xml:space="preserve">By September 2021, water quality conditions in the Bay were visibly similar to those prior to the release from Piney Point (</w:t>
+        <w:t xml:space="preserve">By September 2021, water quality conditions in the bay were visibly similar to those prior to the release from Piney Point (</w:t>
       </w:r>
       <w:hyperlink w:anchor="fig-wqchange">
         <w:r>
@@ -1049,7 +1017,7 @@
         </w:numPr>
       </w:pPr>
       <w:r>
-        <w:t xml:space="preserve">This chapter examined the long-term recovery of Tampa Bay and its recent challenges, emphasizing how changes in seagrasses reflect the Bay’s response to chronic and acute stressors. Seagrass cover in Tampa Bay has varied dramatically over time, with significant increases over the last several decades, a recent decline from 2016 to present, and potential changes before and after the discharge from Piney Point in 2021. What factors control seagrass growth in Tampa Bay? How have conventional environmental management strategies leveraged these factors to improve conditions in the Bay for seagrass recovery?</w:t>
+        <w:t xml:space="preserve">This chapter examined the long-term recovery of Tampa Bay and its recent challenges, emphasizing how changes in seagrasses reflect the bay’s response to chronic and acute stressors. Seagrass cover in Tampa Bay has varied dramatically over time, with significant increases over the last several decades, a recent decline from 2016 to present, and potential changes before and after the discharge from Piney Point in 2021. What factors control seagrass growth in Tampa Bay? How have conventional environmental management strategies leveraged these factors to improve conditions in the bay for seagrass recovery?</w:t>
       </w:r>
     </w:p>
     <w:p>
@@ -1060,7 +1028,7 @@
         </w:numPr>
       </w:pPr>
       <w:r>
-        <w:t xml:space="preserve">The ability of environmental managers to respond to changes in the Bay and document the impacts throughout 2021 was a demonstration of the value of past partnerships in the region. The Tampa Bay Estuary Program (TBEP) was fundamental to this effort. Discuss the role of the TBEP and its partners in coordinating a response to the Piney Point event. What type of information was collected and why was it important for understanding impacts to the Bay? How did the rapid response benefit from past partnerships and relationships? What can other regional management programs learn from these examples to improve their own response to similar events?</w:t>
+        <w:t xml:space="preserve">The ability of environmental managers to respond to changes in the bay and document the impacts throughout 2021 was a demonstration of the value of past partnerships in the region. The Tampa Bay Estuary Program (TBEP) was fundamental to this effort. Discuss the role of the TBEP and its partners in coordinating a response to the Piney Point event. What type of information was collected and why was it important for understanding impacts to the bay? How did the rapid response benefit from past partnerships and relationships? What can other regional management programs learn from these examples to improve their own response to similar events?</w:t>
       </w:r>
     </w:p>
     <w:p>
@@ -1183,7 +1151,7 @@
         </w:numPr>
       </w:pPr>
       <w:r>
-        <w:t xml:space="preserve">Based on what you have learned about the long-term recovery in Tampa Bay, analyze how the Bay might have responded to a large wastewater release from Piney Point if a similar event had occurred 50 years ago. Which environmental resources or habitats of the Bay would most be at risk then and how might those risks differ from the Bay’s current conditions?</w:t>
+        <w:t xml:space="preserve">Based on what you have learned about the long-term recovery in Tampa Bay, analyze how the bay might have responded to a large wastewater release from Piney Point if a similar event had occurred 50 years ago. Which environmental resources or habitats of the bay would most be at risk then and how might those risks differ from the bay’s current conditions?</w:t>
       </w:r>
     </w:p>
     <w:p>
@@ -1278,7 +1246,7 @@
         <w:pStyle w:val="BodyText"/>
       </w:pPr>
       <w:r>
-        <w:t xml:space="preserve">The TBEP continues to act as a facilitator for Bay management by bringing together public and private partners to collectively monitor and protect the health of Tampa Bay. The control of external sources of nitrogen that can degrade water quality and seagrass habitat remains the fundamental focus. In particular, the TBNMC continues to collaboratively track and manage total nitrogen loads to the Bay, with representation from dozens of regulated and regulatory entities in the region. Mosaic Co., the last remaining major mining interest in the region, has been and will continue to be a part of the TBNMC. Mosaic Co. is currently responsible for all active mines and gypstack closures in the Bone Valley, including mitigation for any future impacts to the Bay. Adoption of more concrete plans for the permanent closure of inactive phosphate mining sites, particularly plans that consider deep-well injection, further recognizes that unintended wastewater releases into surface waters are a far worse outcome than inaction or adopting plans that lack sufficient risk accountability. The public acceptance of mining wastewater disposal through deep-well injection may increase when the full scope of the environmental impacts and tradeoffs are effectively communicated.</w:t>
+        <w:t xml:space="preserve">The TBEP continues to act as a facilitator for bay management by bringing together public and private partners to collectively monitor and protect the health of Tampa Bay. The control of external sources of nitrogen that can degrade water quality and seagrass habitat remains the fundamental focus. In particular, the TBNMC continues to collaboratively track and manage total nitrogen loads to the bay, with representation from dozens of regulated and regulatory entities in the region. Mosaic Co., the last remaining major mining interest in the region, has been and will continue to be a part of the TBNMC. Mosaic Co. is currently responsible for all active mines and gypstack closures in the Bone Valley, including mitigation for any future impacts to the bay. Adoption of more concrete plans for the permanent closure of inactive phosphate mining sites, particularly plans that consider deep-well injection, further recognizes that unintended wastewater releases into surface waters are a far worse outcome than inaction or adopting plans that lack sufficient risk accountability. The public acceptance of mining wastewater disposal through deep-well injection may increase when the full scope of the environmental impacts and tradeoffs are effectively communicated.</w:t>
       </w:r>
     </w:p>
     <w:p>
